--- a/ЛР6_БД.Абреч.docx
+++ b/ЛР6_БД.Абреч.docx
@@ -211,7 +211,7 @@
           <w:tab w:val="left" w:pos="426" w:leader="none"/>
         </w:tabs>
         <w:spacing w:lineRule="auto" w:line="240" w:before="0" w:after="0"/>
-        <w:ind w:start="-284" w:end="851"/>
+        <w:ind w:hanging="0" w:start="-284" w:end="851"/>
         <w:jc w:val="center"/>
         <w:outlineLvl w:val="0"/>
         <w:rPr>
@@ -245,7 +245,7 @@
           <w:tab w:val="left" w:pos="426" w:leader="none"/>
         </w:tabs>
         <w:spacing w:lineRule="auto" w:line="240" w:before="0" w:after="0"/>
-        <w:ind w:start="-284" w:end="851"/>
+        <w:ind w:hanging="0" w:start="-284" w:end="851"/>
         <w:jc w:val="center"/>
         <w:outlineLvl w:val="0"/>
         <w:rPr>
@@ -276,7 +276,7 @@
           <w:tab w:val="left" w:pos="426" w:leader="none"/>
         </w:tabs>
         <w:spacing w:lineRule="auto" w:line="240" w:before="0" w:after="0"/>
-        <w:ind w:start="-284" w:end="851"/>
+        <w:ind w:hanging="0" w:start="-284" w:end="851"/>
         <w:outlineLvl w:val="0"/>
         <w:rPr>
           <w:rFonts w:eastAsia="Times New Roman" w:cs="Times New Roman"/>
@@ -494,7 +494,7 @@
           <w:tab w:val="left" w:pos="426" w:leader="none"/>
         </w:tabs>
         <w:spacing w:lineRule="auto" w:line="240" w:before="0" w:after="0"/>
-        <w:ind w:start="-284" w:end="851"/>
+        <w:ind w:hanging="0" w:start="-284" w:end="851"/>
         <w:outlineLvl w:val="0"/>
         <w:rPr>
           <w:rFonts w:eastAsia="Times New Roman" w:cs="Times New Roman"/>
@@ -526,7 +526,7 @@
           <w:tab w:val="left" w:pos="426" w:leader="none"/>
         </w:tabs>
         <w:spacing w:lineRule="auto" w:line="240" w:before="0" w:after="0"/>
-        <w:ind w:start="-284" w:end="851"/>
+        <w:ind w:hanging="0" w:start="-284" w:end="851"/>
         <w:jc w:val="both"/>
         <w:outlineLvl w:val="0"/>
         <w:rPr>
@@ -559,7 +559,7 @@
           <w:tab w:val="left" w:pos="426" w:leader="none"/>
         </w:tabs>
         <w:spacing w:lineRule="auto" w:line="240" w:before="0" w:after="0"/>
-        <w:ind w:start="-284" w:end="851"/>
+        <w:ind w:hanging="0" w:start="-284" w:end="851"/>
         <w:outlineLvl w:val="0"/>
         <w:rPr>
           <w:rFonts w:eastAsia="Times New Roman" w:cs="Times New Roman"/>
@@ -591,11 +591,28 @@
       <w:r>
         <w:rPr>
           <w:rFonts w:eastAsia="Times New Roman" w:cs="Times New Roman"/>
+          <w:caps/>
           <w:color w:val="000000"/>
           <w:szCs w:val="28"/>
           <w:lang w:val="ru-RU" w:eastAsia="ru-RU"/>
         </w:rPr>
-        <w:t>Бацун Е.Р.</w:t>
+        <w:t>А</w:t>
+      </w:r>
+      <w:r>
+        <w:rPr>
+          <w:lang w:val="ru-RU" w:eastAsia="ru-RU"/>
+        </w:rPr>
+        <w:t>бреч</w:t>
+      </w:r>
+      <w:r>
+        <w:rPr>
+          <w:rFonts w:eastAsia="Times New Roman" w:cs="Times New Roman"/>
+          <w:caps/>
+          <w:color w:val="000000"/>
+          <w:szCs w:val="28"/>
+          <w:lang w:val="ru-RU" w:eastAsia="ru-RU"/>
+        </w:rPr>
+        <w:t xml:space="preserve"> с.а.</w:t>
       </w:r>
     </w:p>
     <w:p>
@@ -610,7 +627,7 @@
           <w:tab w:val="left" w:pos="426" w:leader="none"/>
         </w:tabs>
         <w:spacing w:lineRule="auto" w:line="240" w:before="0" w:after="0"/>
-        <w:ind w:start="-284" w:end="851"/>
+        <w:ind w:hanging="0" w:start="-284" w:end="851"/>
         <w:outlineLvl w:val="0"/>
         <w:rPr>
           <w:rFonts w:eastAsia="Times New Roman" w:cs="Times New Roman"/>
@@ -640,7 +657,7 @@
           <w:tab w:val="left" w:pos="426" w:leader="none"/>
         </w:tabs>
         <w:spacing w:lineRule="auto" w:line="240" w:before="0" w:after="0"/>
-        <w:ind w:start="-284" w:end="851"/>
+        <w:ind w:hanging="0" w:start="-284" w:end="851"/>
         <w:outlineLvl w:val="0"/>
         <w:rPr>
           <w:rFonts w:eastAsia="Times New Roman" w:cs="Times New Roman"/>
@@ -890,7 +907,7 @@
           <w:tab w:val="left" w:pos="426" w:leader="none"/>
         </w:tabs>
         <w:spacing w:lineRule="auto" w:line="240" w:before="0" w:after="0"/>
-        <w:ind w:start="-284" w:end="851"/>
+        <w:ind w:hanging="0" w:start="-284" w:end="851"/>
         <w:jc w:val="both"/>
         <w:outlineLvl w:val="0"/>
         <w:rPr>
@@ -1169,7 +1186,7 @@
       </w:pPr>
       <w:r>
         <w:drawing>
-          <wp:anchor distT="0" distB="0" distL="0" distR="0" simplePos="0" relativeHeight="5" behindDoc="0" locked="0" layoutInCell="0" allowOverlap="1">
+          <wp:anchor distT="0" distB="0" distL="0" distR="0" simplePos="0" relativeHeight="6" behindDoc="0" locked="0" layoutInCell="0" allowOverlap="1">
             <wp:simplePos x="0" y="0"/>
             <wp:positionH relativeFrom="column">
               <wp:align>center</wp:align>
@@ -1252,7 +1269,7 @@
       </w:pPr>
       <w:r>
         <w:drawing>
-          <wp:anchor distT="0" distB="0" distL="0" distR="0" simplePos="0" relativeHeight="6" behindDoc="0" locked="0" layoutInCell="0" allowOverlap="1">
+          <wp:anchor distT="0" distB="0" distL="0" distR="0" simplePos="0" relativeHeight="7" behindDoc="0" locked="0" layoutInCell="0" allowOverlap="1">
             <wp:simplePos x="0" y="0"/>
             <wp:positionH relativeFrom="column">
               <wp:align>center</wp:align>
@@ -1335,7 +1352,7 @@
       </w:pPr>
       <w:r>
         <w:drawing>
-          <wp:anchor distT="0" distB="0" distL="0" distR="0" simplePos="0" relativeHeight="7" behindDoc="0" locked="0" layoutInCell="0" allowOverlap="1">
+          <wp:anchor distT="0" distB="0" distL="0" distR="0" simplePos="0" relativeHeight="8" behindDoc="0" locked="0" layoutInCell="0" allowOverlap="1">
             <wp:simplePos x="0" y="0"/>
             <wp:positionH relativeFrom="column">
               <wp:align>center</wp:align>
@@ -1551,19 +1568,7 @@
         <w:rPr>
           <w:lang w:val="ru-RU"/>
         </w:rPr>
-        <w:t xml:space="preserve">Рисунок 1.5 — </w:t>
-      </w:r>
-      <w:r>
-        <w:rPr>
-          <w:lang w:val="ru-RU"/>
-        </w:rPr>
-        <w:t>Изменение</w:t>
-      </w:r>
-      <w:r>
-        <w:rPr>
-          <w:lang w:val="ru-RU"/>
-        </w:rPr>
-        <w:t xml:space="preserve"> в </w:t>
+        <w:t xml:space="preserve">Рисунок 1.5 — Изменение в </w:t>
       </w:r>
       <w:r>
         <w:rPr>
@@ -1646,19 +1651,7 @@
         <w:rPr>
           <w:lang w:val="ru-RU"/>
         </w:rPr>
-        <w:t xml:space="preserve">Рисунок 1.6 — </w:t>
-      </w:r>
-      <w:r>
-        <w:rPr>
-          <w:lang w:val="ru-RU"/>
-        </w:rPr>
-        <w:t>Удаление</w:t>
-      </w:r>
-      <w:r>
-        <w:rPr>
-          <w:lang w:val="ru-RU"/>
-        </w:rPr>
-        <w:t xml:space="preserve"> в </w:t>
+        <w:t xml:space="preserve">Рисунок 1.6 — Удаление в </w:t>
       </w:r>
       <w:r>
         <w:rPr>
@@ -1848,19 +1841,7 @@
         <w:rPr>
           <w:lang w:val="ru-RU"/>
         </w:rPr>
-        <w:t xml:space="preserve"> — </w:t>
-      </w:r>
-      <w:r>
-        <w:rPr>
-          <w:lang w:val="ru-RU"/>
-        </w:rPr>
-        <w:t>Изменение</w:t>
-      </w:r>
-      <w:r>
-        <w:rPr>
-          <w:lang w:val="ru-RU"/>
-        </w:rPr>
-        <w:t xml:space="preserve"> в </w:t>
+        <w:t xml:space="preserve"> — Изменение в </w:t>
       </w:r>
       <w:r>
         <w:rPr>
@@ -1955,19 +1936,7 @@
         <w:rPr>
           <w:lang w:val="ru-RU"/>
         </w:rPr>
-        <w:t xml:space="preserve"> — </w:t>
-      </w:r>
-      <w:r>
-        <w:rPr>
-          <w:lang w:val="ru-RU"/>
-        </w:rPr>
-        <w:t>Удаление</w:t>
-      </w:r>
-      <w:r>
-        <w:rPr>
-          <w:lang w:val="ru-RU"/>
-        </w:rPr>
-        <w:t xml:space="preserve"> в </w:t>
+        <w:t xml:space="preserve"> — Удаление в </w:t>
       </w:r>
       <w:r>
         <w:rPr>
@@ -2157,19 +2126,7 @@
         <w:rPr>
           <w:lang w:val="ru-RU"/>
         </w:rPr>
-        <w:t xml:space="preserve"> — </w:t>
-      </w:r>
-      <w:r>
-        <w:rPr>
-          <w:lang w:val="ru-RU"/>
-        </w:rPr>
-        <w:t>Изменение</w:t>
-      </w:r>
-      <w:r>
-        <w:rPr>
-          <w:lang w:val="ru-RU"/>
-        </w:rPr>
-        <w:t xml:space="preserve"> в </w:t>
+        <w:t xml:space="preserve"> — Изменение в </w:t>
       </w:r>
       <w:r>
         <w:rPr>
@@ -2264,19 +2221,7 @@
         <w:rPr>
           <w:lang w:val="ru-RU"/>
         </w:rPr>
-        <w:t xml:space="preserve"> — </w:t>
-      </w:r>
-      <w:r>
-        <w:rPr>
-          <w:lang w:val="ru-RU"/>
-        </w:rPr>
-        <w:t>Удаление</w:t>
-      </w:r>
-      <w:r>
-        <w:rPr>
-          <w:lang w:val="ru-RU"/>
-        </w:rPr>
-        <w:t xml:space="preserve"> в </w:t>
+        <w:t xml:space="preserve"> — Удаление в </w:t>
       </w:r>
       <w:r>
         <w:rPr>
@@ -2466,19 +2411,7 @@
         <w:rPr>
           <w:lang w:val="ru-RU"/>
         </w:rPr>
-        <w:t xml:space="preserve"> — </w:t>
-      </w:r>
-      <w:r>
-        <w:rPr>
-          <w:lang w:val="ru-RU"/>
-        </w:rPr>
-        <w:t>Изменение</w:t>
-      </w:r>
-      <w:r>
-        <w:rPr>
-          <w:lang w:val="ru-RU"/>
-        </w:rPr>
-        <w:t xml:space="preserve"> в </w:t>
+        <w:t xml:space="preserve"> — Изменение в </w:t>
       </w:r>
       <w:r>
         <w:rPr>
@@ -2573,19 +2506,7 @@
         <w:rPr>
           <w:lang w:val="ru-RU"/>
         </w:rPr>
-        <w:t xml:space="preserve"> — </w:t>
-      </w:r>
-      <w:r>
-        <w:rPr>
-          <w:lang w:val="ru-RU"/>
-        </w:rPr>
-        <w:t>Удаление</w:t>
-      </w:r>
-      <w:r>
-        <w:rPr>
-          <w:lang w:val="ru-RU"/>
-        </w:rPr>
-        <w:t xml:space="preserve"> в </w:t>
+        <w:t xml:space="preserve"> — Удаление в </w:t>
       </w:r>
       <w:r>
         <w:rPr>
@@ -2775,19 +2696,7 @@
         <w:rPr>
           <w:lang w:val="ru-RU"/>
         </w:rPr>
-        <w:t xml:space="preserve"> — </w:t>
-      </w:r>
-      <w:r>
-        <w:rPr>
-          <w:lang w:val="ru-RU"/>
-        </w:rPr>
-        <w:t>Изменение</w:t>
-      </w:r>
-      <w:r>
-        <w:rPr>
-          <w:lang w:val="ru-RU"/>
-        </w:rPr>
-        <w:t xml:space="preserve"> в </w:t>
+        <w:t xml:space="preserve"> — Изменение в </w:t>
       </w:r>
       <w:r>
         <w:rPr>
@@ -2882,19 +2791,7 @@
         <w:rPr>
           <w:lang w:val="ru-RU"/>
         </w:rPr>
-        <w:t xml:space="preserve"> — </w:t>
-      </w:r>
-      <w:r>
-        <w:rPr>
-          <w:lang w:val="ru-RU"/>
-        </w:rPr>
-        <w:t>Удаление</w:t>
-      </w:r>
-      <w:r>
-        <w:rPr>
-          <w:lang w:val="ru-RU"/>
-        </w:rPr>
-        <w:t xml:space="preserve"> в </w:t>
+        <w:t xml:space="preserve"> — Удаление в </w:t>
       </w:r>
       <w:r>
         <w:rPr>
@@ -3084,19 +2981,7 @@
         <w:rPr>
           <w:lang w:val="ru-RU"/>
         </w:rPr>
-        <w:t xml:space="preserve"> — </w:t>
-      </w:r>
-      <w:r>
-        <w:rPr>
-          <w:lang w:val="ru-RU"/>
-        </w:rPr>
-        <w:t>Изменение</w:t>
-      </w:r>
-      <w:r>
-        <w:rPr>
-          <w:lang w:val="ru-RU"/>
-        </w:rPr>
-        <w:t xml:space="preserve"> в </w:t>
+        <w:t xml:space="preserve"> — Изменение в </w:t>
       </w:r>
       <w:r>
         <w:rPr>
@@ -3191,19 +3076,7 @@
         <w:rPr>
           <w:lang w:val="ru-RU"/>
         </w:rPr>
-        <w:t xml:space="preserve"> — </w:t>
-      </w:r>
-      <w:r>
-        <w:rPr>
-          <w:lang w:val="ru-RU"/>
-        </w:rPr>
-        <w:t>Удаление</w:t>
-      </w:r>
-      <w:r>
-        <w:rPr>
-          <w:lang w:val="ru-RU"/>
-        </w:rPr>
-        <w:t xml:space="preserve"> в </w:t>
+        <w:t xml:space="preserve"> — Удаление в </w:t>
       </w:r>
       <w:r>
         <w:rPr>
@@ -3393,19 +3266,7 @@
         <w:rPr>
           <w:lang w:val="ru-RU"/>
         </w:rPr>
-        <w:t xml:space="preserve"> — </w:t>
-      </w:r>
-      <w:r>
-        <w:rPr>
-          <w:lang w:val="ru-RU"/>
-        </w:rPr>
-        <w:t>Изменение</w:t>
-      </w:r>
-      <w:r>
-        <w:rPr>
-          <w:lang w:val="ru-RU"/>
-        </w:rPr>
-        <w:t xml:space="preserve"> в </w:t>
+        <w:t xml:space="preserve"> — Изменение в </w:t>
       </w:r>
       <w:r>
         <w:rPr>
@@ -3500,19 +3361,7 @@
         <w:rPr>
           <w:lang w:val="ru-RU"/>
         </w:rPr>
-        <w:t xml:space="preserve"> — </w:t>
-      </w:r>
-      <w:r>
-        <w:rPr>
-          <w:lang w:val="ru-RU"/>
-        </w:rPr>
-        <w:t>Удаление</w:t>
-      </w:r>
-      <w:r>
-        <w:rPr>
-          <w:lang w:val="ru-RU"/>
-        </w:rPr>
-        <w:t xml:space="preserve"> в </w:t>
+        <w:t xml:space="preserve"> — Удаление в </w:t>
       </w:r>
       <w:r>
         <w:rPr>
@@ -3702,19 +3551,7 @@
         <w:rPr>
           <w:lang w:val="ru-RU"/>
         </w:rPr>
-        <w:t xml:space="preserve"> — </w:t>
-      </w:r>
-      <w:r>
-        <w:rPr>
-          <w:lang w:val="ru-RU"/>
-        </w:rPr>
-        <w:t>Изменение</w:t>
-      </w:r>
-      <w:r>
-        <w:rPr>
-          <w:lang w:val="ru-RU"/>
-        </w:rPr>
-        <w:t xml:space="preserve"> в </w:t>
+        <w:t xml:space="preserve"> — Изменение в </w:t>
       </w:r>
       <w:r>
         <w:rPr>
@@ -3809,19 +3646,7 @@
         <w:rPr>
           <w:lang w:val="ru-RU"/>
         </w:rPr>
-        <w:t xml:space="preserve"> — </w:t>
-      </w:r>
-      <w:r>
-        <w:rPr>
-          <w:lang w:val="ru-RU"/>
-        </w:rPr>
-        <w:t>Удаление</w:t>
-      </w:r>
-      <w:r>
-        <w:rPr>
-          <w:lang w:val="ru-RU"/>
-        </w:rPr>
-        <w:t xml:space="preserve"> в </w:t>
+        <w:t xml:space="preserve"> — Удаление в </w:t>
       </w:r>
       <w:r>
         <w:rPr>
@@ -4011,19 +3836,7 @@
         <w:rPr>
           <w:lang w:val="ru-RU"/>
         </w:rPr>
-        <w:t xml:space="preserve"> — </w:t>
-      </w:r>
-      <w:r>
-        <w:rPr>
-          <w:lang w:val="ru-RU"/>
-        </w:rPr>
-        <w:t>Изменение</w:t>
-      </w:r>
-      <w:r>
-        <w:rPr>
-          <w:lang w:val="ru-RU"/>
-        </w:rPr>
-        <w:t xml:space="preserve"> в </w:t>
+        <w:t xml:space="preserve"> — Изменение в </w:t>
       </w:r>
       <w:r>
         <w:rPr>
@@ -4116,19 +3929,7 @@
         <w:rPr>
           <w:lang w:val="ru-RU"/>
         </w:rPr>
-        <w:t xml:space="preserve"> — </w:t>
-      </w:r>
-      <w:r>
-        <w:rPr>
-          <w:lang w:val="ru-RU"/>
-        </w:rPr>
-        <w:t>Удаление</w:t>
-      </w:r>
-      <w:r>
-        <w:rPr>
-          <w:lang w:val="ru-RU"/>
-        </w:rPr>
-        <w:t xml:space="preserve"> в </w:t>
+        <w:t xml:space="preserve"> — Удаление в </w:t>
       </w:r>
       <w:r>
         <w:rPr>
@@ -4188,7 +3989,6 @@
       </w:pPr>
       <w:r>
         <w:rPr>
-          <w:rFonts w:ascii="Times New Roman" w:hAnsi="Times New Roman"/>
           <w:b w:val="false"/>
           <w:i w:val="false"/>
           <w:caps w:val="false"/>
@@ -4203,7 +4003,6 @@
       </w:r>
       <w:r>
         <w:rPr>
-          <w:rFonts w:ascii="Times New Roman" w:hAnsi="Times New Roman"/>
           <w:color w:val="000000"/>
           <w:sz w:val="28"/>
           <w:szCs w:val="28"/>
@@ -4221,7 +4020,6 @@
       <w:r>
         <w:rPr>
           <w:rStyle w:val="Strong"/>
-          <w:rFonts w:ascii="Times New Roman" w:hAnsi="Times New Roman"/>
           <w:b/>
           <w:i w:val="false"/>
           <w:caps w:val="false"/>
@@ -4236,7 +4034,6 @@
       </w:r>
       <w:r>
         <w:rPr>
-          <w:rFonts w:ascii="Times New Roman" w:hAnsi="Times New Roman"/>
           <w:caps w:val="false"/>
           <w:smallCaps w:val="false"/>
           <w:color w:val="000000"/>
@@ -4249,7 +4046,6 @@
       </w:r>
       <w:r>
         <w:rPr>
-          <w:rFonts w:ascii="Times New Roman" w:hAnsi="Times New Roman"/>
           <w:b w:val="false"/>
           <w:i w:val="false"/>
           <w:caps w:val="false"/>
@@ -4264,7 +4060,6 @@
       </w:r>
       <w:r>
         <w:rPr>
-          <w:rFonts w:ascii="Times New Roman" w:hAnsi="Times New Roman"/>
           <w:color w:val="000000"/>
           <w:sz w:val="28"/>
           <w:szCs w:val="28"/>
@@ -4289,7 +4084,6 @@
       </w:pPr>
       <w:r>
         <w:rPr>
-          <w:rFonts w:ascii="Times New Roman" w:hAnsi="Times New Roman"/>
           <w:b/>
           <w:bCs/>
           <w:color w:val="000000"/>
@@ -4366,6 +4160,49 @@
       </w:pPr>
       <w:r>
         <w:rPr>
+          <w:b w:val="false"/>
+          <w:bCs w:val="false"/>
+          <w:i w:val="false"/>
+          <w:iCs w:val="false"/>
+          <w:color w:val="000000"/>
+          <w:sz w:val="28"/>
+          <w:szCs w:val="28"/>
+          <w:lang w:val="ru-RU"/>
+        </w:rPr>
+        <w:t>Таблица</w:t>
+      </w:r>
+      <w:r>
+        <w:rPr>
+          <w:b w:val="false"/>
+          <w:bCs w:val="false"/>
+          <w:i w:val="false"/>
+          <w:iCs w:val="false"/>
+          <w:color w:val="000000"/>
+          <w:sz w:val="28"/>
+          <w:szCs w:val="28"/>
+          <w:lang w:val="en-US"/>
+        </w:rPr>
+        <w:t xml:space="preserve"> 2.1 </w:t>
+      </w:r>
+      <w:r>
+        <w:rPr>
+          <w:b w:val="false"/>
+          <w:bCs w:val="false"/>
+          <w:i w:val="false"/>
+          <w:iCs w:val="false"/>
+          <w:color w:val="000000"/>
+          <w:sz w:val="28"/>
+          <w:szCs w:val="28"/>
+          <w:lang w:val="ru-RU"/>
+        </w:rPr>
+        <w:t>- Результат ввода данных в «Parent»</w:t>
+      </w:r>
+    </w:p>
+    <w:p>
+      <w:pPr>
+        <w:pStyle w:val="Normal"/>
+        <w:jc w:val="center"/>
+        <w:rPr>
           <w:rFonts w:ascii="Times New Roman" w:hAnsi="Times New Roman"/>
           <w:b w:val="false"/>
           <w:bCs w:val="false"/>
@@ -4376,84 +4213,9 @@
           <w:szCs w:val="28"/>
           <w:lang w:val="ru-RU"/>
         </w:rPr>
-        <w:t>Таблица</w:t>
-      </w:r>
-      <w:r>
-        <w:rPr>
-          <w:rFonts w:ascii="Times New Roman" w:hAnsi="Times New Roman"/>
-          <w:b w:val="false"/>
-          <w:bCs w:val="false"/>
-          <w:i w:val="false"/>
-          <w:iCs w:val="false"/>
-          <w:color w:val="000000"/>
-          <w:sz w:val="28"/>
-          <w:szCs w:val="28"/>
-          <w:lang w:val="en-US"/>
-        </w:rPr>
-        <w:t xml:space="preserve"> </w:t>
-      </w:r>
-      <w:r>
-        <w:rPr>
-          <w:rFonts w:ascii="Times New Roman" w:hAnsi="Times New Roman"/>
-          <w:b w:val="false"/>
-          <w:bCs w:val="false"/>
-          <w:i w:val="false"/>
-          <w:iCs w:val="false"/>
-          <w:color w:val="000000"/>
-          <w:sz w:val="28"/>
-          <w:szCs w:val="28"/>
-          <w:lang w:val="en-US"/>
-        </w:rPr>
-        <w:t>2.1</w:t>
-      </w:r>
-      <w:r>
-        <w:rPr>
-          <w:rFonts w:ascii="Times New Roman" w:hAnsi="Times New Roman"/>
-          <w:b w:val="false"/>
-          <w:bCs w:val="false"/>
-          <w:i w:val="false"/>
-          <w:iCs w:val="false"/>
-          <w:color w:val="000000"/>
-          <w:sz w:val="28"/>
-          <w:szCs w:val="28"/>
-          <w:lang w:val="en-US"/>
-        </w:rPr>
-        <w:t xml:space="preserve"> </w:t>
-      </w:r>
-      <w:r>
-        <w:rPr>
-          <w:rFonts w:ascii="Times New Roman" w:hAnsi="Times New Roman"/>
-          <w:b w:val="false"/>
-          <w:bCs w:val="false"/>
-          <w:i w:val="false"/>
-          <w:iCs w:val="false"/>
-          <w:color w:val="000000"/>
-          <w:sz w:val="28"/>
-          <w:szCs w:val="28"/>
-          <w:lang w:val="ru-RU"/>
-        </w:rPr>
-        <w:t>- Результат ввода данных в «Parent»</w:t>
-      </w:r>
-    </w:p>
-    <w:p>
-      <w:pPr>
-        <w:pStyle w:val="Normal"/>
-        <w:jc w:val="center"/>
-        <w:rPr>
-          <w:rFonts w:ascii="Times New Roman" w:hAnsi="Times New Roman"/>
-          <w:b w:val="false"/>
-          <w:bCs w:val="false"/>
-          <w:i w:val="false"/>
-          <w:iCs w:val="false"/>
-          <w:color w:val="000000"/>
-          <w:sz w:val="28"/>
-          <w:szCs w:val="28"/>
-          <w:lang w:val="ru-RU"/>
-        </w:rPr>
-      </w:pPr>
-      <w:r>
-        <w:rPr>
-          <w:rFonts w:ascii="Times New Roman" w:hAnsi="Times New Roman"/>
+      </w:pPr>
+      <w:r>
+        <w:rPr>
           <w:b w:val="false"/>
           <w:bCs w:val="false"/>
           <w:i w:val="false"/>
@@ -4521,7 +4283,6 @@
       </w:r>
       <w:r>
         <w:rPr>
-          <w:rFonts w:ascii="Times New Roman" w:hAnsi="Times New Roman"/>
           <w:b w:val="false"/>
           <w:bCs w:val="false"/>
           <w:i w:val="false"/>
@@ -4534,7 +4295,6 @@
       </w:r>
       <w:r>
         <w:rPr>
-          <w:rFonts w:ascii="Times New Roman" w:hAnsi="Times New Roman"/>
           <w:b w:val="false"/>
           <w:bCs w:val="false"/>
           <w:i w:val="false"/>
@@ -4544,11 +4304,10 @@
           <w:szCs w:val="28"/>
           <w:lang w:val="en-US"/>
         </w:rPr>
-        <w:t xml:space="preserve"> </w:t>
-      </w:r>
-      <w:r>
-        <w:rPr>
-          <w:rFonts w:ascii="Times New Roman" w:hAnsi="Times New Roman"/>
+        <w:t xml:space="preserve"> 2.</w:t>
+      </w:r>
+      <w:r>
+        <w:rPr>
           <w:b w:val="false"/>
           <w:bCs w:val="false"/>
           <w:i w:val="false"/>
@@ -4556,13 +4315,12 @@
           <w:color w:val="000000"/>
           <w:sz w:val="28"/>
           <w:szCs w:val="28"/>
-          <w:lang w:val="en-US"/>
-        </w:rPr>
-        <w:t>2.</w:t>
-      </w:r>
-      <w:r>
-        <w:rPr>
-          <w:rFonts w:ascii="Times New Roman" w:hAnsi="Times New Roman"/>
+          <w:lang w:val="ru-RU"/>
+        </w:rPr>
+        <w:t>2</w:t>
+      </w:r>
+      <w:r>
+        <w:rPr>
           <w:b w:val="false"/>
           <w:bCs w:val="false"/>
           <w:i w:val="false"/>
@@ -4570,13 +4328,12 @@
           <w:color w:val="000000"/>
           <w:sz w:val="28"/>
           <w:szCs w:val="28"/>
-          <w:lang w:val="ru-RU"/>
-        </w:rPr>
-        <w:t>2</w:t>
-      </w:r>
-      <w:r>
-        <w:rPr>
-          <w:rFonts w:ascii="Times New Roman" w:hAnsi="Times New Roman"/>
+          <w:lang w:val="en-US"/>
+        </w:rPr>
+        <w:t xml:space="preserve"> </w:t>
+      </w:r>
+      <w:r>
+        <w:rPr>
           <w:b w:val="false"/>
           <w:bCs w:val="false"/>
           <w:i w:val="false"/>
@@ -4584,27 +4341,12 @@
           <w:color w:val="000000"/>
           <w:sz w:val="28"/>
           <w:szCs w:val="28"/>
-          <w:lang w:val="en-US"/>
-        </w:rPr>
-        <w:t xml:space="preserve"> </w:t>
-      </w:r>
-      <w:r>
-        <w:rPr>
-          <w:rFonts w:ascii="Times New Roman" w:hAnsi="Times New Roman"/>
-          <w:b w:val="false"/>
-          <w:bCs w:val="false"/>
-          <w:i w:val="false"/>
-          <w:iCs w:val="false"/>
-          <w:color w:val="000000"/>
-          <w:sz w:val="28"/>
-          <w:szCs w:val="28"/>
         </w:rPr>
         <w:t>- Результат ввода данных в «</w:t>
       </w:r>
       <w:r>
         <w:rPr>
-          <w:rStyle w:val="Style12"/>
-          <w:rFonts w:ascii="Times New Roman" w:hAnsi="Times New Roman"/>
+          <w:rStyle w:val="user"/>
           <w:b w:val="false"/>
           <w:bCs w:val="false"/>
           <w:i w:val="false"/>
@@ -4620,6 +4362,22 @@
       </w:r>
       <w:r>
         <w:rPr>
+          <w:b w:val="false"/>
+          <w:bCs w:val="false"/>
+          <w:i w:val="false"/>
+          <w:iCs w:val="false"/>
+          <w:color w:val="000000"/>
+          <w:sz w:val="28"/>
+          <w:szCs w:val="28"/>
+        </w:rPr>
+        <w:t>»</w:t>
+      </w:r>
+    </w:p>
+    <w:p>
+      <w:pPr>
+        <w:pStyle w:val="Normal"/>
+        <w:jc w:val="center"/>
+        <w:rPr>
           <w:rFonts w:ascii="Times New Roman" w:hAnsi="Times New Roman"/>
           <w:b w:val="false"/>
           <w:bCs w:val="false"/>
@@ -4629,27 +4387,9 @@
           <w:sz w:val="28"/>
           <w:szCs w:val="28"/>
         </w:rPr>
-        <w:t>»</w:t>
-      </w:r>
-    </w:p>
-    <w:p>
-      <w:pPr>
-        <w:pStyle w:val="Normal"/>
-        <w:jc w:val="center"/>
-        <w:rPr>
-          <w:rFonts w:ascii="Times New Roman" w:hAnsi="Times New Roman"/>
-          <w:b w:val="false"/>
-          <w:bCs w:val="false"/>
-          <w:i w:val="false"/>
-          <w:iCs w:val="false"/>
-          <w:color w:val="000000"/>
-          <w:sz w:val="28"/>
-          <w:szCs w:val="28"/>
-        </w:rPr>
-      </w:pPr>
-      <w:r>
-        <w:rPr>
-          <w:rFonts w:ascii="Times New Roman" w:hAnsi="Times New Roman"/>
+      </w:pPr>
+      <w:r>
+        <w:rPr>
           <w:b w:val="false"/>
           <w:bCs w:val="false"/>
           <w:i w:val="false"/>
@@ -4716,7 +4456,6 @@
       </w:r>
       <w:r>
         <w:rPr>
-          <w:rFonts w:ascii="Times New Roman" w:hAnsi="Times New Roman"/>
           <w:b w:val="false"/>
           <w:bCs w:val="false"/>
           <w:i w:val="false"/>
@@ -4730,7 +4469,6 @@
       </w:r>
       <w:r>
         <w:rPr>
-          <w:rFonts w:ascii="Times New Roman" w:hAnsi="Times New Roman"/>
           <w:b w:val="false"/>
           <w:bCs w:val="false"/>
           <w:i w:val="false"/>
@@ -4740,11 +4478,10 @@
           <w:szCs w:val="28"/>
           <w:lang w:val="en-US"/>
         </w:rPr>
-        <w:t xml:space="preserve"> </w:t>
-      </w:r>
-      <w:r>
-        <w:rPr>
-          <w:rFonts w:ascii="Times New Roman" w:hAnsi="Times New Roman"/>
+        <w:t xml:space="preserve"> 2.</w:t>
+      </w:r>
+      <w:r>
+        <w:rPr>
           <w:b w:val="false"/>
           <w:bCs w:val="false"/>
           <w:i w:val="false"/>
@@ -4752,13 +4489,12 @@
           <w:color w:val="000000"/>
           <w:sz w:val="28"/>
           <w:szCs w:val="28"/>
-          <w:lang w:val="en-US"/>
-        </w:rPr>
-        <w:t>2.</w:t>
-      </w:r>
-      <w:r>
-        <w:rPr>
-          <w:rFonts w:ascii="Times New Roman" w:hAnsi="Times New Roman"/>
+          <w:lang w:val="ru-RU"/>
+        </w:rPr>
+        <w:t>3</w:t>
+      </w:r>
+      <w:r>
+        <w:rPr>
           <w:b w:val="false"/>
           <w:bCs w:val="false"/>
           <w:i w:val="false"/>
@@ -4766,13 +4502,12 @@
           <w:color w:val="000000"/>
           <w:sz w:val="28"/>
           <w:szCs w:val="28"/>
-          <w:lang w:val="ru-RU"/>
-        </w:rPr>
-        <w:t>3</w:t>
-      </w:r>
-      <w:r>
-        <w:rPr>
-          <w:rFonts w:ascii="Times New Roman" w:hAnsi="Times New Roman"/>
+          <w:lang w:val="en-US"/>
+        </w:rPr>
+        <w:t xml:space="preserve"> </w:t>
+      </w:r>
+      <w:r>
+        <w:rPr>
           <w:b w:val="false"/>
           <w:bCs w:val="false"/>
           <w:i w:val="false"/>
@@ -4780,28 +4515,13 @@
           <w:color w:val="000000"/>
           <w:sz w:val="28"/>
           <w:szCs w:val="28"/>
-          <w:lang w:val="en-US"/>
-        </w:rPr>
-        <w:t xml:space="preserve"> </w:t>
-      </w:r>
-      <w:r>
-        <w:rPr>
-          <w:rFonts w:ascii="Times New Roman" w:hAnsi="Times New Roman"/>
-          <w:b w:val="false"/>
-          <w:bCs w:val="false"/>
-          <w:i w:val="false"/>
-          <w:iCs w:val="false"/>
-          <w:color w:val="000000"/>
-          <w:sz w:val="28"/>
-          <w:szCs w:val="28"/>
           <w:lang w:val="ru-RU"/>
         </w:rPr>
         <w:t>- Результат ввода данных в «</w:t>
       </w:r>
       <w:r>
         <w:rPr>
-          <w:rStyle w:val="Style12"/>
-          <w:rFonts w:ascii="Times New Roman" w:hAnsi="Times New Roman"/>
+          <w:rStyle w:val="user"/>
           <w:b w:val="false"/>
           <w:bCs w:val="false"/>
           <w:i w:val="false"/>
@@ -4818,6 +4538,23 @@
       </w:r>
       <w:r>
         <w:rPr>
+          <w:b w:val="false"/>
+          <w:bCs w:val="false"/>
+          <w:i w:val="false"/>
+          <w:iCs w:val="false"/>
+          <w:color w:val="000000"/>
+          <w:sz w:val="28"/>
+          <w:szCs w:val="28"/>
+          <w:lang w:val="ru-RU"/>
+        </w:rPr>
+        <w:t>»</w:t>
+      </w:r>
+    </w:p>
+    <w:p>
+      <w:pPr>
+        <w:pStyle w:val="Normal"/>
+        <w:jc w:val="center"/>
+        <w:rPr>
           <w:rFonts w:ascii="Times New Roman" w:hAnsi="Times New Roman"/>
           <w:b w:val="false"/>
           <w:bCs w:val="false"/>
@@ -4828,28 +4565,9 @@
           <w:szCs w:val="28"/>
           <w:lang w:val="ru-RU"/>
         </w:rPr>
-        <w:t>»</w:t>
-      </w:r>
-    </w:p>
-    <w:p>
-      <w:pPr>
-        <w:pStyle w:val="Normal"/>
-        <w:jc w:val="center"/>
-        <w:rPr>
-          <w:rFonts w:ascii="Times New Roman" w:hAnsi="Times New Roman"/>
-          <w:b w:val="false"/>
-          <w:bCs w:val="false"/>
-          <w:i w:val="false"/>
-          <w:iCs w:val="false"/>
-          <w:color w:val="000000"/>
-          <w:sz w:val="28"/>
-          <w:szCs w:val="28"/>
-          <w:lang w:val="ru-RU"/>
-        </w:rPr>
-      </w:pPr>
-      <w:r>
-        <w:rPr>
-          <w:rFonts w:ascii="Times New Roman" w:hAnsi="Times New Roman"/>
+      </w:pPr>
+      <w:r>
+        <w:rPr>
           <w:b w:val="false"/>
           <w:bCs w:val="false"/>
           <w:i w:val="false"/>
@@ -4917,7 +4635,6 @@
       </w:r>
       <w:r>
         <w:rPr>
-          <w:rFonts w:ascii="Times New Roman" w:hAnsi="Times New Roman"/>
           <w:b w:val="false"/>
           <w:bCs w:val="false"/>
           <w:i w:val="false"/>
@@ -4930,7 +4647,6 @@
       </w:r>
       <w:r>
         <w:rPr>
-          <w:rFonts w:ascii="Times New Roman" w:hAnsi="Times New Roman"/>
           <w:b w:val="false"/>
           <w:bCs w:val="false"/>
           <w:i w:val="false"/>
@@ -4940,11 +4656,10 @@
           <w:szCs w:val="28"/>
           <w:lang w:val="en-US"/>
         </w:rPr>
-        <w:t xml:space="preserve"> </w:t>
-      </w:r>
-      <w:r>
-        <w:rPr>
-          <w:rFonts w:ascii="Times New Roman" w:hAnsi="Times New Roman"/>
+        <w:t xml:space="preserve"> 2.</w:t>
+      </w:r>
+      <w:r>
+        <w:rPr>
           <w:b w:val="false"/>
           <w:bCs w:val="false"/>
           <w:i w:val="false"/>
@@ -4952,13 +4667,12 @@
           <w:color w:val="000000"/>
           <w:sz w:val="28"/>
           <w:szCs w:val="28"/>
-          <w:lang w:val="en-US"/>
-        </w:rPr>
-        <w:t>2.</w:t>
-      </w:r>
-      <w:r>
-        <w:rPr>
-          <w:rFonts w:ascii="Times New Roman" w:hAnsi="Times New Roman"/>
+          <w:lang w:val="ru-RU"/>
+        </w:rPr>
+        <w:t>4</w:t>
+      </w:r>
+      <w:r>
+        <w:rPr>
           <w:b w:val="false"/>
           <w:bCs w:val="false"/>
           <w:i w:val="false"/>
@@ -4966,13 +4680,12 @@
           <w:color w:val="000000"/>
           <w:sz w:val="28"/>
           <w:szCs w:val="28"/>
-          <w:lang w:val="ru-RU"/>
-        </w:rPr>
-        <w:t>4</w:t>
-      </w:r>
-      <w:r>
-        <w:rPr>
-          <w:rFonts w:ascii="Times New Roman" w:hAnsi="Times New Roman"/>
+          <w:lang w:val="en-US"/>
+        </w:rPr>
+        <w:t xml:space="preserve"> </w:t>
+      </w:r>
+      <w:r>
+        <w:rPr>
           <w:b w:val="false"/>
           <w:bCs w:val="false"/>
           <w:i w:val="false"/>
@@ -4980,27 +4693,12 @@
           <w:color w:val="000000"/>
           <w:sz w:val="28"/>
           <w:szCs w:val="28"/>
-          <w:lang w:val="en-US"/>
-        </w:rPr>
-        <w:t xml:space="preserve"> </w:t>
-      </w:r>
-      <w:r>
-        <w:rPr>
-          <w:rFonts w:ascii="Times New Roman" w:hAnsi="Times New Roman"/>
-          <w:b w:val="false"/>
-          <w:bCs w:val="false"/>
-          <w:i w:val="false"/>
-          <w:iCs w:val="false"/>
-          <w:color w:val="000000"/>
-          <w:sz w:val="28"/>
-          <w:szCs w:val="28"/>
         </w:rPr>
         <w:t>- Результат ввода данных в «</w:t>
       </w:r>
       <w:r>
         <w:rPr>
-          <w:rStyle w:val="Style12"/>
-          <w:rFonts w:ascii="Times New Roman" w:hAnsi="Times New Roman"/>
+          <w:rStyle w:val="user"/>
           <w:b w:val="false"/>
           <w:bCs w:val="false"/>
           <w:i w:val="false"/>
@@ -5016,6 +4714,22 @@
       </w:r>
       <w:r>
         <w:rPr>
+          <w:b w:val="false"/>
+          <w:bCs w:val="false"/>
+          <w:i w:val="false"/>
+          <w:iCs w:val="false"/>
+          <w:color w:val="000000"/>
+          <w:sz w:val="28"/>
+          <w:szCs w:val="28"/>
+        </w:rPr>
+        <w:t>»</w:t>
+      </w:r>
+    </w:p>
+    <w:p>
+      <w:pPr>
+        <w:pStyle w:val="Normal"/>
+        <w:jc w:val="center"/>
+        <w:rPr>
           <w:rFonts w:ascii="Times New Roman" w:hAnsi="Times New Roman"/>
           <w:b w:val="false"/>
           <w:bCs w:val="false"/>
@@ -5025,27 +4739,9 @@
           <w:sz w:val="28"/>
           <w:szCs w:val="28"/>
         </w:rPr>
-        <w:t>»</w:t>
-      </w:r>
-    </w:p>
-    <w:p>
-      <w:pPr>
-        <w:pStyle w:val="Normal"/>
-        <w:jc w:val="center"/>
-        <w:rPr>
-          <w:rFonts w:ascii="Times New Roman" w:hAnsi="Times New Roman"/>
-          <w:b w:val="false"/>
-          <w:bCs w:val="false"/>
-          <w:i w:val="false"/>
-          <w:iCs w:val="false"/>
-          <w:color w:val="000000"/>
-          <w:sz w:val="28"/>
-          <w:szCs w:val="28"/>
-        </w:rPr>
-      </w:pPr>
-      <w:r>
-        <w:rPr>
-          <w:rFonts w:ascii="Times New Roman" w:hAnsi="Times New Roman"/>
+      </w:pPr>
+      <w:r>
+        <w:rPr>
           <w:b w:val="false"/>
           <w:bCs w:val="false"/>
           <w:i w:val="false"/>
@@ -5112,7 +4808,6 @@
       </w:r>
       <w:r>
         <w:rPr>
-          <w:rFonts w:ascii="Times New Roman" w:hAnsi="Times New Roman"/>
           <w:b w:val="false"/>
           <w:bCs w:val="false"/>
           <w:i w:val="false"/>
@@ -5125,7 +4820,6 @@
       </w:r>
       <w:r>
         <w:rPr>
-          <w:rFonts w:ascii="Times New Roman" w:hAnsi="Times New Roman"/>
           <w:b w:val="false"/>
           <w:bCs w:val="false"/>
           <w:i w:val="false"/>
@@ -5135,11 +4829,10 @@
           <w:szCs w:val="28"/>
           <w:lang w:val="en-US"/>
         </w:rPr>
-        <w:t xml:space="preserve"> </w:t>
-      </w:r>
-      <w:r>
-        <w:rPr>
-          <w:rFonts w:ascii="Times New Roman" w:hAnsi="Times New Roman"/>
+        <w:t xml:space="preserve"> 2.</w:t>
+      </w:r>
+      <w:r>
+        <w:rPr>
           <w:b w:val="false"/>
           <w:bCs w:val="false"/>
           <w:i w:val="false"/>
@@ -5147,13 +4840,12 @@
           <w:color w:val="000000"/>
           <w:sz w:val="28"/>
           <w:szCs w:val="28"/>
-          <w:lang w:val="en-US"/>
-        </w:rPr>
-        <w:t>2.</w:t>
-      </w:r>
-      <w:r>
-        <w:rPr>
-          <w:rFonts w:ascii="Times New Roman" w:hAnsi="Times New Roman"/>
+          <w:lang w:val="ru-RU"/>
+        </w:rPr>
+        <w:t>5</w:t>
+      </w:r>
+      <w:r>
+        <w:rPr>
           <w:b w:val="false"/>
           <w:bCs w:val="false"/>
           <w:i w:val="false"/>
@@ -5161,13 +4853,12 @@
           <w:color w:val="000000"/>
           <w:sz w:val="28"/>
           <w:szCs w:val="28"/>
-          <w:lang w:val="ru-RU"/>
-        </w:rPr>
-        <w:t>5</w:t>
-      </w:r>
-      <w:r>
-        <w:rPr>
-          <w:rFonts w:ascii="Times New Roman" w:hAnsi="Times New Roman"/>
+          <w:lang w:val="en-US"/>
+        </w:rPr>
+        <w:t xml:space="preserve"> </w:t>
+      </w:r>
+      <w:r>
+        <w:rPr>
           <w:b w:val="false"/>
           <w:bCs w:val="false"/>
           <w:i w:val="false"/>
@@ -5175,27 +4866,12 @@
           <w:color w:val="000000"/>
           <w:sz w:val="28"/>
           <w:szCs w:val="28"/>
-          <w:lang w:val="en-US"/>
-        </w:rPr>
-        <w:t xml:space="preserve"> </w:t>
-      </w:r>
-      <w:r>
-        <w:rPr>
-          <w:rFonts w:ascii="Times New Roman" w:hAnsi="Times New Roman"/>
-          <w:b w:val="false"/>
-          <w:bCs w:val="false"/>
-          <w:i w:val="false"/>
-          <w:iCs w:val="false"/>
-          <w:color w:val="000000"/>
-          <w:sz w:val="28"/>
-          <w:szCs w:val="28"/>
         </w:rPr>
         <w:t>- Результат ввода данных в «</w:t>
       </w:r>
       <w:r>
         <w:rPr>
-          <w:rStyle w:val="Style12"/>
-          <w:rFonts w:ascii="Times New Roman" w:hAnsi="Times New Roman"/>
+          <w:rStyle w:val="user"/>
           <w:b w:val="false"/>
           <w:bCs w:val="false"/>
           <w:i w:val="false"/>
@@ -5211,6 +4887,21 @@
       </w:r>
       <w:r>
         <w:rPr>
+          <w:b w:val="false"/>
+          <w:bCs w:val="false"/>
+          <w:i w:val="false"/>
+          <w:iCs w:val="false"/>
+          <w:color w:val="000000"/>
+          <w:sz w:val="28"/>
+          <w:szCs w:val="28"/>
+        </w:rPr>
+        <w:t>»</w:t>
+      </w:r>
+    </w:p>
+    <w:p>
+      <w:pPr>
+        <w:pStyle w:val="Normal"/>
+        <w:rPr>
           <w:rFonts w:ascii="Times New Roman" w:hAnsi="Times New Roman"/>
           <w:b w:val="false"/>
           <w:bCs w:val="false"/>
@@ -5219,28 +4910,11 @@
           <w:color w:val="000000"/>
           <w:sz w:val="28"/>
           <w:szCs w:val="28"/>
-        </w:rPr>
-        <w:t>»</w:t>
-      </w:r>
-    </w:p>
-    <w:p>
-      <w:pPr>
-        <w:pStyle w:val="Normal"/>
-        <w:rPr>
-          <w:rFonts w:ascii="Times New Roman" w:hAnsi="Times New Roman"/>
-          <w:b w:val="false"/>
-          <w:bCs w:val="false"/>
-          <w:i w:val="false"/>
-          <w:iCs w:val="false"/>
-          <w:color w:val="000000"/>
-          <w:sz w:val="28"/>
-          <w:szCs w:val="28"/>
-          <w:lang w:val="ru-RU"/>
-        </w:rPr>
-      </w:pPr>
-      <w:r>
-        <w:rPr>
-          <w:rFonts w:ascii="Times New Roman" w:hAnsi="Times New Roman"/>
+          <w:lang w:val="ru-RU"/>
+        </w:rPr>
+      </w:pPr>
+      <w:r>
+        <w:rPr>
           <w:b w:val="false"/>
           <w:bCs w:val="false"/>
           <w:i w:val="false"/>
@@ -5308,7 +4982,6 @@
       </w:r>
       <w:r>
         <w:rPr>
-          <w:rFonts w:ascii="Times New Roman" w:hAnsi="Times New Roman"/>
           <w:b w:val="false"/>
           <w:bCs w:val="false"/>
           <w:i w:val="false"/>
@@ -5321,7 +4994,6 @@
       </w:r>
       <w:r>
         <w:rPr>
-          <w:rFonts w:ascii="Times New Roman" w:hAnsi="Times New Roman"/>
           <w:b w:val="false"/>
           <w:bCs w:val="false"/>
           <w:i w:val="false"/>
@@ -5331,11 +5003,10 @@
           <w:szCs w:val="28"/>
           <w:lang w:val="en-US"/>
         </w:rPr>
-        <w:t xml:space="preserve"> </w:t>
-      </w:r>
-      <w:r>
-        <w:rPr>
-          <w:rFonts w:ascii="Times New Roman" w:hAnsi="Times New Roman"/>
+        <w:t xml:space="preserve"> 2.</w:t>
+      </w:r>
+      <w:r>
+        <w:rPr>
           <w:b w:val="false"/>
           <w:bCs w:val="false"/>
           <w:i w:val="false"/>
@@ -5343,13 +5014,12 @@
           <w:color w:val="000000"/>
           <w:sz w:val="28"/>
           <w:szCs w:val="28"/>
-          <w:lang w:val="en-US"/>
-        </w:rPr>
-        <w:t>2.</w:t>
-      </w:r>
-      <w:r>
-        <w:rPr>
-          <w:rFonts w:ascii="Times New Roman" w:hAnsi="Times New Roman"/>
+          <w:lang w:val="ru-RU"/>
+        </w:rPr>
+        <w:t>6</w:t>
+      </w:r>
+      <w:r>
+        <w:rPr>
           <w:b w:val="false"/>
           <w:bCs w:val="false"/>
           <w:i w:val="false"/>
@@ -5357,13 +5027,12 @@
           <w:color w:val="000000"/>
           <w:sz w:val="28"/>
           <w:szCs w:val="28"/>
-          <w:lang w:val="ru-RU"/>
-        </w:rPr>
-        <w:t>6</w:t>
-      </w:r>
-      <w:r>
-        <w:rPr>
-          <w:rFonts w:ascii="Times New Roman" w:hAnsi="Times New Roman"/>
+          <w:lang w:val="en-US"/>
+        </w:rPr>
+        <w:t xml:space="preserve"> </w:t>
+      </w:r>
+      <w:r>
+        <w:rPr>
           <w:b w:val="false"/>
           <w:bCs w:val="false"/>
           <w:i w:val="false"/>
@@ -5371,27 +5040,12 @@
           <w:color w:val="000000"/>
           <w:sz w:val="28"/>
           <w:szCs w:val="28"/>
-          <w:lang w:val="en-US"/>
-        </w:rPr>
-        <w:t xml:space="preserve"> </w:t>
-      </w:r>
-      <w:r>
-        <w:rPr>
-          <w:rFonts w:ascii="Times New Roman" w:hAnsi="Times New Roman"/>
-          <w:b w:val="false"/>
-          <w:bCs w:val="false"/>
-          <w:i w:val="false"/>
-          <w:iCs w:val="false"/>
-          <w:color w:val="000000"/>
-          <w:sz w:val="28"/>
-          <w:szCs w:val="28"/>
         </w:rPr>
         <w:t>- Результат ввода данных в «</w:t>
       </w:r>
       <w:r>
         <w:rPr>
-          <w:rStyle w:val="Style12"/>
-          <w:rFonts w:ascii="Times New Roman" w:hAnsi="Times New Roman"/>
+          <w:rStyle w:val="user"/>
           <w:b w:val="false"/>
           <w:bCs w:val="false"/>
           <w:i w:val="false"/>
@@ -5407,6 +5061,22 @@
       </w:r>
       <w:r>
         <w:rPr>
+          <w:b w:val="false"/>
+          <w:bCs w:val="false"/>
+          <w:i w:val="false"/>
+          <w:iCs w:val="false"/>
+          <w:color w:val="000000"/>
+          <w:sz w:val="28"/>
+          <w:szCs w:val="28"/>
+        </w:rPr>
+        <w:t>»</w:t>
+      </w:r>
+    </w:p>
+    <w:p>
+      <w:pPr>
+        <w:pStyle w:val="Normal"/>
+        <w:jc w:val="center"/>
+        <w:rPr>
           <w:rFonts w:ascii="Times New Roman" w:hAnsi="Times New Roman"/>
           <w:b w:val="false"/>
           <w:bCs w:val="false"/>
@@ -5416,27 +5086,9 @@
           <w:sz w:val="28"/>
           <w:szCs w:val="28"/>
         </w:rPr>
-        <w:t>»</w:t>
-      </w:r>
-    </w:p>
-    <w:p>
-      <w:pPr>
-        <w:pStyle w:val="Normal"/>
-        <w:jc w:val="center"/>
-        <w:rPr>
-          <w:rFonts w:ascii="Times New Roman" w:hAnsi="Times New Roman"/>
-          <w:b w:val="false"/>
-          <w:bCs w:val="false"/>
-          <w:i w:val="false"/>
-          <w:iCs w:val="false"/>
-          <w:color w:val="000000"/>
-          <w:sz w:val="28"/>
-          <w:szCs w:val="28"/>
-        </w:rPr>
-      </w:pPr>
-      <w:r>
-        <w:rPr>
-          <w:rFonts w:ascii="Times New Roman" w:hAnsi="Times New Roman"/>
+      </w:pPr>
+      <w:r>
+        <w:rPr>
           <w:b w:val="false"/>
           <w:bCs w:val="false"/>
           <w:i w:val="false"/>
@@ -5503,7 +5155,6 @@
       </w:r>
       <w:r>
         <w:rPr>
-          <w:rFonts w:ascii="Times New Roman" w:hAnsi="Times New Roman"/>
           <w:b w:val="false"/>
           <w:bCs w:val="false"/>
           <w:i w:val="false"/>
@@ -5516,7 +5167,6 @@
       </w:r>
       <w:r>
         <w:rPr>
-          <w:rFonts w:ascii="Times New Roman" w:hAnsi="Times New Roman"/>
           <w:b w:val="false"/>
           <w:bCs w:val="false"/>
           <w:i w:val="false"/>
@@ -5526,11 +5176,10 @@
           <w:szCs w:val="28"/>
           <w:lang w:val="en-US"/>
         </w:rPr>
-        <w:t xml:space="preserve"> </w:t>
-      </w:r>
-      <w:r>
-        <w:rPr>
-          <w:rFonts w:ascii="Times New Roman" w:hAnsi="Times New Roman"/>
+        <w:t xml:space="preserve"> 2.</w:t>
+      </w:r>
+      <w:r>
+        <w:rPr>
           <w:b w:val="false"/>
           <w:bCs w:val="false"/>
           <w:i w:val="false"/>
@@ -5538,13 +5187,12 @@
           <w:color w:val="000000"/>
           <w:sz w:val="28"/>
           <w:szCs w:val="28"/>
-          <w:lang w:val="en-US"/>
-        </w:rPr>
-        <w:t>2.</w:t>
-      </w:r>
-      <w:r>
-        <w:rPr>
-          <w:rFonts w:ascii="Times New Roman" w:hAnsi="Times New Roman"/>
+          <w:lang w:val="ru-RU"/>
+        </w:rPr>
+        <w:t>7</w:t>
+      </w:r>
+      <w:r>
+        <w:rPr>
           <w:b w:val="false"/>
           <w:bCs w:val="false"/>
           <w:i w:val="false"/>
@@ -5552,13 +5200,12 @@
           <w:color w:val="000000"/>
           <w:sz w:val="28"/>
           <w:szCs w:val="28"/>
-          <w:lang w:val="ru-RU"/>
-        </w:rPr>
-        <w:t>7</w:t>
-      </w:r>
-      <w:r>
-        <w:rPr>
-          <w:rFonts w:ascii="Times New Roman" w:hAnsi="Times New Roman"/>
+          <w:lang w:val="en-US"/>
+        </w:rPr>
+        <w:t xml:space="preserve"> </w:t>
+      </w:r>
+      <w:r>
+        <w:rPr>
           <w:b w:val="false"/>
           <w:bCs w:val="false"/>
           <w:i w:val="false"/>
@@ -5566,27 +5213,12 @@
           <w:color w:val="000000"/>
           <w:sz w:val="28"/>
           <w:szCs w:val="28"/>
-          <w:lang w:val="en-US"/>
-        </w:rPr>
-        <w:t xml:space="preserve"> </w:t>
-      </w:r>
-      <w:r>
-        <w:rPr>
-          <w:rFonts w:ascii="Times New Roman" w:hAnsi="Times New Roman"/>
-          <w:b w:val="false"/>
-          <w:bCs w:val="false"/>
-          <w:i w:val="false"/>
-          <w:iCs w:val="false"/>
-          <w:color w:val="000000"/>
-          <w:sz w:val="28"/>
-          <w:szCs w:val="28"/>
         </w:rPr>
         <w:t>- Результат ввода данных в «</w:t>
       </w:r>
       <w:r>
         <w:rPr>
-          <w:rStyle w:val="Style12"/>
-          <w:rFonts w:ascii="Times New Roman" w:hAnsi="Times New Roman"/>
+          <w:rStyle w:val="user"/>
           <w:b w:val="false"/>
           <w:bCs w:val="false"/>
           <w:i w:val="false"/>
@@ -5602,6 +5234,22 @@
       </w:r>
       <w:r>
         <w:rPr>
+          <w:b w:val="false"/>
+          <w:bCs w:val="false"/>
+          <w:i w:val="false"/>
+          <w:iCs w:val="false"/>
+          <w:color w:val="000000"/>
+          <w:sz w:val="28"/>
+          <w:szCs w:val="28"/>
+        </w:rPr>
+        <w:t>»</w:t>
+      </w:r>
+    </w:p>
+    <w:p>
+      <w:pPr>
+        <w:pStyle w:val="Normal"/>
+        <w:jc w:val="center"/>
+        <w:rPr>
           <w:rFonts w:ascii="Times New Roman" w:hAnsi="Times New Roman"/>
           <w:b w:val="false"/>
           <w:bCs w:val="false"/>
@@ -5611,27 +5259,9 @@
           <w:sz w:val="28"/>
           <w:szCs w:val="28"/>
         </w:rPr>
-        <w:t>»</w:t>
-      </w:r>
-    </w:p>
-    <w:p>
-      <w:pPr>
-        <w:pStyle w:val="Normal"/>
-        <w:jc w:val="center"/>
-        <w:rPr>
-          <w:rFonts w:ascii="Times New Roman" w:hAnsi="Times New Roman"/>
-          <w:b w:val="false"/>
-          <w:bCs w:val="false"/>
-          <w:i w:val="false"/>
-          <w:iCs w:val="false"/>
-          <w:color w:val="000000"/>
-          <w:sz w:val="28"/>
-          <w:szCs w:val="28"/>
-        </w:rPr>
-      </w:pPr>
-      <w:r>
-        <w:rPr>
-          <w:rFonts w:ascii="Times New Roman" w:hAnsi="Times New Roman"/>
+      </w:pPr>
+      <w:r>
+        <w:rPr>
           <w:b w:val="false"/>
           <w:bCs w:val="false"/>
           <w:i w:val="false"/>
@@ -5698,7 +5328,6 @@
       </w:r>
       <w:r>
         <w:rPr>
-          <w:rFonts w:ascii="Times New Roman" w:hAnsi="Times New Roman"/>
           <w:b w:val="false"/>
           <w:bCs w:val="false"/>
           <w:i w:val="false"/>
@@ -5711,7 +5340,6 @@
       </w:r>
       <w:r>
         <w:rPr>
-          <w:rFonts w:ascii="Times New Roman" w:hAnsi="Times New Roman"/>
           <w:b w:val="false"/>
           <w:bCs w:val="false"/>
           <w:i w:val="false"/>
@@ -5721,11 +5349,10 @@
           <w:szCs w:val="28"/>
           <w:lang w:val="en-US"/>
         </w:rPr>
-        <w:t xml:space="preserve"> </w:t>
-      </w:r>
-      <w:r>
-        <w:rPr>
-          <w:rFonts w:ascii="Times New Roman" w:hAnsi="Times New Roman"/>
+        <w:t xml:space="preserve"> 2.</w:t>
+      </w:r>
+      <w:r>
+        <w:rPr>
           <w:b w:val="false"/>
           <w:bCs w:val="false"/>
           <w:i w:val="false"/>
@@ -5733,13 +5360,12 @@
           <w:color w:val="000000"/>
           <w:sz w:val="28"/>
           <w:szCs w:val="28"/>
-          <w:lang w:val="en-US"/>
-        </w:rPr>
-        <w:t>2.</w:t>
-      </w:r>
-      <w:r>
-        <w:rPr>
-          <w:rFonts w:ascii="Times New Roman" w:hAnsi="Times New Roman"/>
+          <w:lang w:val="ru-RU"/>
+        </w:rPr>
+        <w:t>8</w:t>
+      </w:r>
+      <w:r>
+        <w:rPr>
           <w:b w:val="false"/>
           <w:bCs w:val="false"/>
           <w:i w:val="false"/>
@@ -5747,13 +5373,12 @@
           <w:color w:val="000000"/>
           <w:sz w:val="28"/>
           <w:szCs w:val="28"/>
-          <w:lang w:val="ru-RU"/>
-        </w:rPr>
-        <w:t>8</w:t>
-      </w:r>
-      <w:r>
-        <w:rPr>
-          <w:rFonts w:ascii="Times New Roman" w:hAnsi="Times New Roman"/>
+          <w:lang w:val="en-US"/>
+        </w:rPr>
+        <w:t xml:space="preserve"> </w:t>
+      </w:r>
+      <w:r>
+        <w:rPr>
           <w:b w:val="false"/>
           <w:bCs w:val="false"/>
           <w:i w:val="false"/>
@@ -5761,27 +5386,12 @@
           <w:color w:val="000000"/>
           <w:sz w:val="28"/>
           <w:szCs w:val="28"/>
-          <w:lang w:val="en-US"/>
-        </w:rPr>
-        <w:t xml:space="preserve"> </w:t>
-      </w:r>
-      <w:r>
-        <w:rPr>
-          <w:rFonts w:ascii="Times New Roman" w:hAnsi="Times New Roman"/>
-          <w:b w:val="false"/>
-          <w:bCs w:val="false"/>
-          <w:i w:val="false"/>
-          <w:iCs w:val="false"/>
-          <w:color w:val="000000"/>
-          <w:sz w:val="28"/>
-          <w:szCs w:val="28"/>
         </w:rPr>
         <w:t>- Результат ввода данных в «</w:t>
       </w:r>
       <w:r>
         <w:rPr>
-          <w:rStyle w:val="Style12"/>
-          <w:rFonts w:ascii="Times New Roman" w:hAnsi="Times New Roman"/>
+          <w:rStyle w:val="user"/>
           <w:b w:val="false"/>
           <w:bCs w:val="false"/>
           <w:i w:val="false"/>
@@ -5797,6 +5407,22 @@
       </w:r>
       <w:r>
         <w:rPr>
+          <w:b w:val="false"/>
+          <w:bCs w:val="false"/>
+          <w:i w:val="false"/>
+          <w:iCs w:val="false"/>
+          <w:color w:val="000000"/>
+          <w:sz w:val="28"/>
+          <w:szCs w:val="28"/>
+        </w:rPr>
+        <w:t>»</w:t>
+      </w:r>
+    </w:p>
+    <w:p>
+      <w:pPr>
+        <w:pStyle w:val="Normal"/>
+        <w:jc w:val="center"/>
+        <w:rPr>
           <w:rFonts w:ascii="Times New Roman" w:hAnsi="Times New Roman"/>
           <w:b w:val="false"/>
           <w:bCs w:val="false"/>
@@ -5806,27 +5432,9 @@
           <w:sz w:val="28"/>
           <w:szCs w:val="28"/>
         </w:rPr>
-        <w:t>»</w:t>
-      </w:r>
-    </w:p>
-    <w:p>
-      <w:pPr>
-        <w:pStyle w:val="Normal"/>
-        <w:jc w:val="center"/>
-        <w:rPr>
-          <w:rFonts w:ascii="Times New Roman" w:hAnsi="Times New Roman"/>
-          <w:b w:val="false"/>
-          <w:bCs w:val="false"/>
-          <w:i w:val="false"/>
-          <w:iCs w:val="false"/>
-          <w:color w:val="000000"/>
-          <w:sz w:val="28"/>
-          <w:szCs w:val="28"/>
-        </w:rPr>
-      </w:pPr>
-      <w:r>
-        <w:rPr>
-          <w:rFonts w:ascii="Times New Roman" w:hAnsi="Times New Roman"/>
+      </w:pPr>
+      <w:r>
+        <w:rPr>
           <w:b w:val="false"/>
           <w:bCs w:val="false"/>
           <w:i w:val="false"/>
@@ -5893,7 +5501,6 @@
       </w:r>
       <w:r>
         <w:rPr>
-          <w:rFonts w:ascii="Times New Roman" w:hAnsi="Times New Roman"/>
           <w:b w:val="false"/>
           <w:bCs w:val="false"/>
           <w:i w:val="false"/>
@@ -5906,7 +5513,6 @@
       </w:r>
       <w:r>
         <w:rPr>
-          <w:rFonts w:ascii="Times New Roman" w:hAnsi="Times New Roman"/>
           <w:b w:val="false"/>
           <w:bCs w:val="false"/>
           <w:i w:val="false"/>
@@ -5916,11 +5522,10 @@
           <w:szCs w:val="28"/>
           <w:lang w:val="en-US"/>
         </w:rPr>
-        <w:t xml:space="preserve"> </w:t>
-      </w:r>
-      <w:r>
-        <w:rPr>
-          <w:rFonts w:ascii="Times New Roman" w:hAnsi="Times New Roman"/>
+        <w:t xml:space="preserve"> 2.</w:t>
+      </w:r>
+      <w:r>
+        <w:rPr>
           <w:b w:val="false"/>
           <w:bCs w:val="false"/>
           <w:i w:val="false"/>
@@ -5928,13 +5533,12 @@
           <w:color w:val="000000"/>
           <w:sz w:val="28"/>
           <w:szCs w:val="28"/>
-          <w:lang w:val="en-US"/>
-        </w:rPr>
-        <w:t>2.</w:t>
-      </w:r>
-      <w:r>
-        <w:rPr>
-          <w:rFonts w:ascii="Times New Roman" w:hAnsi="Times New Roman"/>
+          <w:lang w:val="ru-RU"/>
+        </w:rPr>
+        <w:t>9</w:t>
+      </w:r>
+      <w:r>
+        <w:rPr>
           <w:b w:val="false"/>
           <w:bCs w:val="false"/>
           <w:i w:val="false"/>
@@ -5942,13 +5546,12 @@
           <w:color w:val="000000"/>
           <w:sz w:val="28"/>
           <w:szCs w:val="28"/>
-          <w:lang w:val="ru-RU"/>
-        </w:rPr>
-        <w:t>9</w:t>
-      </w:r>
-      <w:r>
-        <w:rPr>
-          <w:rFonts w:ascii="Times New Roman" w:hAnsi="Times New Roman"/>
+          <w:lang w:val="en-US"/>
+        </w:rPr>
+        <w:t xml:space="preserve"> </w:t>
+      </w:r>
+      <w:r>
+        <w:rPr>
           <w:b w:val="false"/>
           <w:bCs w:val="false"/>
           <w:i w:val="false"/>
@@ -5956,27 +5559,12 @@
           <w:color w:val="000000"/>
           <w:sz w:val="28"/>
           <w:szCs w:val="28"/>
-          <w:lang w:val="en-US"/>
-        </w:rPr>
-        <w:t xml:space="preserve"> </w:t>
-      </w:r>
-      <w:r>
-        <w:rPr>
-          <w:rFonts w:ascii="Times New Roman" w:hAnsi="Times New Roman"/>
-          <w:b w:val="false"/>
-          <w:bCs w:val="false"/>
-          <w:i w:val="false"/>
-          <w:iCs w:val="false"/>
-          <w:color w:val="000000"/>
-          <w:sz w:val="28"/>
-          <w:szCs w:val="28"/>
         </w:rPr>
         <w:t>- Результат ввода данных в «</w:t>
       </w:r>
       <w:r>
         <w:rPr>
-          <w:rStyle w:val="Style12"/>
-          <w:rFonts w:ascii="Times New Roman" w:hAnsi="Times New Roman"/>
+          <w:rStyle w:val="user"/>
           <w:b w:val="false"/>
           <w:bCs w:val="false"/>
           <w:i w:val="false"/>
@@ -5992,6 +5580,22 @@
       </w:r>
       <w:r>
         <w:rPr>
+          <w:b w:val="false"/>
+          <w:bCs w:val="false"/>
+          <w:i w:val="false"/>
+          <w:iCs w:val="false"/>
+          <w:color w:val="000000"/>
+          <w:sz w:val="28"/>
+          <w:szCs w:val="28"/>
+        </w:rPr>
+        <w:t>»</w:t>
+      </w:r>
+    </w:p>
+    <w:p>
+      <w:pPr>
+        <w:pStyle w:val="Normal"/>
+        <w:jc w:val="center"/>
+        <w:rPr>
           <w:rFonts w:ascii="Times New Roman" w:hAnsi="Times New Roman"/>
           <w:b w:val="false"/>
           <w:bCs w:val="false"/>
@@ -6000,29 +5604,11 @@
           <w:color w:val="000000"/>
           <w:sz w:val="28"/>
           <w:szCs w:val="28"/>
-        </w:rPr>
-        <w:t>»</w:t>
-      </w:r>
-    </w:p>
-    <w:p>
-      <w:pPr>
-        <w:pStyle w:val="Normal"/>
-        <w:jc w:val="center"/>
-        <w:rPr>
-          <w:rFonts w:ascii="Times New Roman" w:hAnsi="Times New Roman"/>
-          <w:b w:val="false"/>
-          <w:bCs w:val="false"/>
-          <w:i w:val="false"/>
-          <w:iCs w:val="false"/>
-          <w:color w:val="000000"/>
-          <w:sz w:val="28"/>
-          <w:szCs w:val="28"/>
-          <w:lang w:val="ru-RU"/>
-        </w:rPr>
-      </w:pPr>
-      <w:r>
-        <w:rPr>
-          <w:rFonts w:ascii="Times New Roman" w:hAnsi="Times New Roman"/>
+          <w:lang w:val="ru-RU"/>
+        </w:rPr>
+      </w:pPr>
+      <w:r>
+        <w:rPr>
           <w:b w:val="false"/>
           <w:bCs w:val="false"/>
           <w:i w:val="false"/>
@@ -6090,7 +5676,6 @@
       </w:r>
       <w:r>
         <w:rPr>
-          <w:rFonts w:ascii="Times New Roman" w:hAnsi="Times New Roman"/>
           <w:b w:val="false"/>
           <w:bCs w:val="false"/>
           <w:i w:val="false"/>
@@ -6103,7 +5688,6 @@
       </w:r>
       <w:r>
         <w:rPr>
-          <w:rFonts w:ascii="Times New Roman" w:hAnsi="Times New Roman"/>
           <w:b w:val="false"/>
           <w:bCs w:val="false"/>
           <w:i w:val="false"/>
@@ -6113,11 +5697,10 @@
           <w:szCs w:val="28"/>
           <w:lang w:val="en-US"/>
         </w:rPr>
-        <w:t xml:space="preserve"> </w:t>
-      </w:r>
-      <w:r>
-        <w:rPr>
-          <w:rFonts w:ascii="Times New Roman" w:hAnsi="Times New Roman"/>
+        <w:t xml:space="preserve"> 2.1</w:t>
+      </w:r>
+      <w:r>
+        <w:rPr>
           <w:b w:val="false"/>
           <w:bCs w:val="false"/>
           <w:i w:val="false"/>
@@ -6125,13 +5708,12 @@
           <w:color w:val="000000"/>
           <w:sz w:val="28"/>
           <w:szCs w:val="28"/>
-          <w:lang w:val="en-US"/>
-        </w:rPr>
-        <w:t>2.1</w:t>
-      </w:r>
-      <w:r>
-        <w:rPr>
-          <w:rFonts w:ascii="Times New Roman" w:hAnsi="Times New Roman"/>
+          <w:lang w:val="ru-RU"/>
+        </w:rPr>
+        <w:t>0</w:t>
+      </w:r>
+      <w:r>
+        <w:rPr>
           <w:b w:val="false"/>
           <w:bCs w:val="false"/>
           <w:i w:val="false"/>
@@ -6139,13 +5721,12 @@
           <w:color w:val="000000"/>
           <w:sz w:val="28"/>
           <w:szCs w:val="28"/>
-          <w:lang w:val="ru-RU"/>
-        </w:rPr>
-        <w:t>0</w:t>
-      </w:r>
-      <w:r>
-        <w:rPr>
-          <w:rFonts w:ascii="Times New Roman" w:hAnsi="Times New Roman"/>
+          <w:lang w:val="en-US"/>
+        </w:rPr>
+        <w:t xml:space="preserve"> </w:t>
+      </w:r>
+      <w:r>
+        <w:rPr>
           <w:b w:val="false"/>
           <w:bCs w:val="false"/>
           <w:i w:val="false"/>
@@ -6153,27 +5734,12 @@
           <w:color w:val="000000"/>
           <w:sz w:val="28"/>
           <w:szCs w:val="28"/>
-          <w:lang w:val="en-US"/>
-        </w:rPr>
-        <w:t xml:space="preserve"> </w:t>
-      </w:r>
-      <w:r>
-        <w:rPr>
-          <w:rFonts w:ascii="Times New Roman" w:hAnsi="Times New Roman"/>
-          <w:b w:val="false"/>
-          <w:bCs w:val="false"/>
-          <w:i w:val="false"/>
-          <w:iCs w:val="false"/>
-          <w:color w:val="000000"/>
-          <w:sz w:val="28"/>
-          <w:szCs w:val="28"/>
         </w:rPr>
         <w:t>- Результат ввода данных в «</w:t>
       </w:r>
       <w:r>
         <w:rPr>
-          <w:rStyle w:val="Style12"/>
-          <w:rFonts w:ascii="Times New Roman" w:hAnsi="Times New Roman"/>
+          <w:rStyle w:val="user"/>
           <w:b w:val="false"/>
           <w:bCs w:val="false"/>
           <w:i w:val="false"/>
@@ -6189,7 +5755,6 @@
       </w:r>
       <w:r>
         <w:rPr>
-          <w:rFonts w:ascii="Times New Roman" w:hAnsi="Times New Roman"/>
           <w:b w:val="false"/>
           <w:bCs w:val="false"/>
           <w:i w:val="false"/>
@@ -6375,19 +5940,7 @@
         <w:rPr>
           <w:lang w:val="ru-RU"/>
         </w:rPr>
-        <w:t>Рисунок 4.</w:t>
-      </w:r>
-      <w:r>
-        <w:rPr>
-          <w:lang w:val="ru-RU"/>
-        </w:rPr>
-        <w:t>1</w:t>
-      </w:r>
-      <w:r>
-        <w:rPr>
-          <w:lang w:val="ru-RU"/>
-        </w:rPr>
-        <w:t xml:space="preserve"> – Результат выполнения запроса с соединением таблиц</w:t>
+        <w:t>Рисунок 4.1 – Результат выполнения запроса с соединением таблиц</w:t>
       </w:r>
     </w:p>
     <w:p>
@@ -6496,19 +6049,7 @@
         <w:rPr>
           <w:lang w:val="ru-RU"/>
         </w:rPr>
-        <w:t xml:space="preserve"> </w:t>
-      </w:r>
-      <w:r>
-        <w:rPr>
-          <w:lang w:val="ru-RU"/>
-        </w:rPr>
-        <w:t>4.2</w:t>
-      </w:r>
-      <w:r>
-        <w:rPr>
-          <w:lang w:val="ru-RU"/>
-        </w:rPr>
-        <w:t xml:space="preserve"> </w:t>
+        <w:t xml:space="preserve"> 4.2 </w:t>
       </w:r>
       <w:r>
         <w:rPr/>
@@ -6622,19 +6163,7 @@
         <w:rPr>
           <w:lang w:val="ru-RU"/>
         </w:rPr>
-        <w:t xml:space="preserve">Рисунок </w:t>
-      </w:r>
-      <w:r>
-        <w:rPr>
-          <w:lang w:val="ru-RU"/>
-        </w:rPr>
-        <w:t>4.3</w:t>
-      </w:r>
-      <w:r>
-        <w:rPr>
-          <w:lang w:val="ru-RU"/>
-        </w:rPr>
-        <w:t xml:space="preserve"> – Результат выполнения запроса с фильтрацией</w:t>
+        <w:t>Рисунок 4.3 – Результат выполнения запроса с фильтрацией</w:t>
       </w:r>
     </w:p>
     <w:p>
@@ -6683,7 +6212,6 @@
       </w:pPr>
       <w:r>
         <w:rPr>
-          <w:rFonts w:ascii="Times New Roman" w:hAnsi="Times New Roman"/>
           <w:b w:val="false"/>
           <w:i w:val="false"/>
           <w:caps w:val="false"/>
@@ -6694,71 +6222,10 @@
           <w:szCs w:val="28"/>
           <w:lang w:val="ru-RU"/>
         </w:rPr>
-        <w:t xml:space="preserve">Разработаны </w:t>
-      </w:r>
-      <w:r>
-        <w:rPr>
-          <w:rFonts w:ascii="Times New Roman" w:hAnsi="Times New Roman"/>
-          <w:b w:val="false"/>
-          <w:i w:val="false"/>
-          <w:caps w:val="false"/>
-          <w:smallCaps w:val="false"/>
-          <w:color w:val="000000"/>
-          <w:spacing w:val="0"/>
-          <w:sz w:val="28"/>
-          <w:szCs w:val="28"/>
-          <w:lang w:val="ru-RU"/>
-        </w:rPr>
-        <w:t>7</w:t>
-      </w:r>
-      <w:r>
-        <w:rPr>
-          <w:rFonts w:ascii="Times New Roman" w:hAnsi="Times New Roman"/>
-          <w:b w:val="false"/>
-          <w:i w:val="false"/>
-          <w:caps w:val="false"/>
-          <w:smallCaps w:val="false"/>
-          <w:color w:val="000000"/>
-          <w:spacing w:val="0"/>
-          <w:sz w:val="28"/>
-          <w:szCs w:val="28"/>
-          <w:lang w:val="ru-RU"/>
-        </w:rPr>
-        <w:t xml:space="preserve"> представлени</w:t>
-      </w:r>
-      <w:r>
-        <w:rPr>
-          <w:rFonts w:ascii="Times New Roman" w:hAnsi="Times New Roman"/>
-          <w:b w:val="false"/>
-          <w:i w:val="false"/>
-          <w:caps w:val="false"/>
-          <w:smallCaps w:val="false"/>
-          <w:color w:val="000000"/>
-          <w:spacing w:val="0"/>
-          <w:sz w:val="28"/>
-          <w:szCs w:val="28"/>
-          <w:lang w:val="ru-RU"/>
-        </w:rPr>
-        <w:t>й</w:t>
-      </w:r>
-      <w:r>
-        <w:rPr>
-          <w:rFonts w:ascii="Times New Roman" w:hAnsi="Times New Roman"/>
-          <w:b w:val="false"/>
-          <w:i w:val="false"/>
-          <w:caps w:val="false"/>
-          <w:smallCaps w:val="false"/>
-          <w:color w:val="000000"/>
-          <w:spacing w:val="0"/>
-          <w:sz w:val="28"/>
-          <w:szCs w:val="28"/>
-          <w:lang w:val="ru-RU"/>
-        </w:rPr>
-        <w:t xml:space="preserve"> для формирования выходных данных по модели «Чёрный ящик».</w:t>
-      </w:r>
-      <w:r>
-        <w:rPr>
-          <w:rFonts w:ascii="Times New Roman" w:hAnsi="Times New Roman"/>
+        <w:t>Разработаны 7 представлений для формирования выходных данных по модели «Чёрный ящик».</w:t>
+      </w:r>
+      <w:r>
+        <w:rPr>
           <w:color w:val="000000"/>
           <w:sz w:val="28"/>
           <w:szCs w:val="28"/>
@@ -6779,7 +6246,6 @@
       </w:pPr>
       <w:r>
         <w:rPr>
-          <w:rFonts w:ascii="Times New Roman" w:hAnsi="Times New Roman"/>
           <w:color w:val="000000"/>
           <w:sz w:val="28"/>
           <w:szCs w:val="28"/>
@@ -6853,7 +6319,6 @@
       </w:r>
       <w:r>
         <w:rPr>
-          <w:rFonts w:ascii="Times New Roman" w:hAnsi="Times New Roman"/>
           <w:b w:val="false"/>
           <w:bCs w:val="false"/>
           <w:i w:val="false"/>
@@ -6867,7 +6332,6 @@
       </w:r>
       <w:r>
         <w:rPr>
-          <w:rFonts w:ascii="Times New Roman" w:hAnsi="Times New Roman"/>
           <w:b w:val="false"/>
           <w:bCs w:val="false"/>
           <w:i w:val="false"/>
@@ -6901,7 +6365,6 @@
       </w:pPr>
       <w:r>
         <w:rPr>
-          <w:rFonts w:ascii="Times New Roman" w:hAnsi="Times New Roman"/>
           <w:b w:val="false"/>
           <w:bCs w:val="false"/>
           <w:i w:val="false"/>
@@ -6979,7 +6442,6 @@
       </w:r>
       <w:r>
         <w:rPr>
-          <w:rFonts w:ascii="Times New Roman" w:hAnsi="Times New Roman"/>
           <w:b w:val="false"/>
           <w:bCs w:val="false"/>
           <w:i w:val="false"/>
@@ -6993,7 +6455,6 @@
       </w:r>
       <w:r>
         <w:rPr>
-          <w:rFonts w:ascii="Times New Roman" w:hAnsi="Times New Roman"/>
           <w:b w:val="false"/>
           <w:bCs w:val="false"/>
           <w:i w:val="false"/>
@@ -7028,7 +6489,6 @@
       </w:pPr>
       <w:r>
         <w:rPr>
-          <w:rFonts w:ascii="Times New Roman" w:hAnsi="Times New Roman"/>
           <w:b w:val="false"/>
           <w:bCs w:val="false"/>
           <w:i w:val="false"/>
@@ -7107,7 +6567,6 @@
       </w:r>
       <w:r>
         <w:rPr>
-          <w:rFonts w:ascii="Times New Roman" w:hAnsi="Times New Roman"/>
           <w:b w:val="false"/>
           <w:bCs w:val="false"/>
           <w:i w:val="false"/>
@@ -7121,7 +6580,6 @@
       </w:r>
       <w:r>
         <w:rPr>
-          <w:rFonts w:ascii="Times New Roman" w:hAnsi="Times New Roman"/>
           <w:b w:val="false"/>
           <w:bCs w:val="false"/>
           <w:i w:val="false"/>
@@ -7138,7 +6596,6 @@
       </w:r>
       <w:r>
         <w:rPr>
-          <w:rFonts w:ascii="Times New Roman" w:hAnsi="Times New Roman"/>
           <w:b w:val="false"/>
           <w:bCs w:val="false"/>
           <w:i w:val="false"/>
@@ -7218,7 +6675,6 @@
       </w:r>
       <w:r>
         <w:rPr>
-          <w:rFonts w:ascii="Times New Roman" w:hAnsi="Times New Roman"/>
           <w:b w:val="false"/>
           <w:bCs w:val="false"/>
           <w:i w:val="false"/>
@@ -7232,7 +6688,6 @@
       </w:r>
       <w:r>
         <w:rPr>
-          <w:rFonts w:ascii="Times New Roman" w:hAnsi="Times New Roman"/>
           <w:b w:val="false"/>
           <w:bCs w:val="false"/>
           <w:i w:val="false"/>
@@ -7267,7 +6722,6 @@
       </w:pPr>
       <w:r>
         <w:rPr>
-          <w:rFonts w:ascii="Times New Roman" w:hAnsi="Times New Roman"/>
           <w:b w:val="false"/>
           <w:bCs w:val="false"/>
           <w:i w:val="false"/>
@@ -7346,7 +6800,6 @@
       </w:r>
       <w:r>
         <w:rPr>
-          <w:rFonts w:ascii="Times New Roman" w:hAnsi="Times New Roman"/>
           <w:b w:val="false"/>
           <w:bCs w:val="false"/>
           <w:i w:val="false"/>
@@ -7360,7 +6813,6 @@
       </w:r>
       <w:r>
         <w:rPr>
-          <w:rFonts w:ascii="Times New Roman" w:hAnsi="Times New Roman"/>
           <w:b w:val="false"/>
           <w:bCs w:val="false"/>
           <w:i w:val="false"/>
@@ -7395,7 +6847,6 @@
       </w:pPr>
       <w:r>
         <w:rPr>
-          <w:rFonts w:ascii="Times New Roman" w:hAnsi="Times New Roman"/>
           <w:b w:val="false"/>
           <w:bCs w:val="false"/>
           <w:i w:val="false"/>
@@ -7474,7 +6925,6 @@
       </w:r>
       <w:r>
         <w:rPr>
-          <w:rFonts w:ascii="Times New Roman" w:hAnsi="Times New Roman"/>
           <w:b w:val="false"/>
           <w:bCs w:val="false"/>
           <w:i w:val="false"/>
@@ -7488,7 +6938,6 @@
       </w:r>
       <w:r>
         <w:rPr>
-          <w:rFonts w:ascii="Times New Roman" w:hAnsi="Times New Roman"/>
           <w:b w:val="false"/>
           <w:bCs w:val="false"/>
           <w:i w:val="false"/>
@@ -7523,7 +6972,6 @@
       </w:pPr>
       <w:r>
         <w:rPr>
-          <w:rFonts w:ascii="Times New Roman" w:hAnsi="Times New Roman"/>
           <w:b w:val="false"/>
           <w:bCs w:val="false"/>
           <w:i w:val="false"/>
@@ -7594,7 +7042,6 @@
       </w:r>
       <w:r>
         <w:rPr>
-          <w:rFonts w:ascii="Times New Roman" w:hAnsi="Times New Roman"/>
           <w:b w:val="false"/>
           <w:bCs w:val="false"/>
           <w:i w:val="false"/>
@@ -7608,7 +7055,6 @@
       </w:r>
       <w:r>
         <w:rPr>
-          <w:rFonts w:ascii="Times New Roman" w:hAnsi="Times New Roman"/>
           <w:b w:val="false"/>
           <w:bCs w:val="false"/>
           <w:i w:val="false"/>
@@ -7639,7 +7085,6 @@
       </w:pPr>
       <w:r>
         <w:rPr>
-          <w:rFonts w:ascii="Times New Roman" w:hAnsi="Times New Roman"/>
           <w:color w:val="000000"/>
           <w:sz w:val="28"/>
           <w:szCs w:val="28"/>
@@ -7660,7 +7105,6 @@
       <w:r>
         <w:rPr>
           <w:rStyle w:val="Strong"/>
-          <w:rFonts w:ascii="Times New Roman" w:hAnsi="Times New Roman"/>
           <w:b/>
           <w:i w:val="false"/>
           <w:caps w:val="false"/>
@@ -7682,7 +7126,6 @@
           <w:ilvl w:val="0"/>
           <w:numId w:val="7"/>
         </w:numPr>
-        <w:pBdr/>
         <w:tabs>
           <w:tab w:val="clear" w:pos="720"/>
           <w:tab w:val="left" w:pos="0" w:leader="none"/>
@@ -7705,7 +7148,6 @@
       </w:pPr>
       <w:r>
         <w:rPr>
-          <w:rFonts w:ascii="Times New Roman" w:hAnsi="Times New Roman"/>
           <w:b w:val="false"/>
           <w:i w:val="false"/>
           <w:caps w:val="false"/>
@@ -7720,7 +7162,6 @@
       </w:r>
       <w:r>
         <w:rPr>
-          <w:rFonts w:ascii="Times New Roman" w:hAnsi="Times New Roman"/>
           <w:b w:val="false"/>
           <w:i w:val="false"/>
           <w:caps w:val="false"/>
@@ -7742,7 +7183,6 @@
           <w:ilvl w:val="0"/>
           <w:numId w:val="7"/>
         </w:numPr>
-        <w:pBdr/>
         <w:tabs>
           <w:tab w:val="clear" w:pos="720"/>
           <w:tab w:val="left" w:pos="0" w:leader="none"/>
@@ -7765,7 +7205,6 @@
       </w:pPr>
       <w:r>
         <w:rPr>
-          <w:rFonts w:ascii="Times New Roman" w:hAnsi="Times New Roman"/>
           <w:b w:val="false"/>
           <w:i w:val="false"/>
           <w:caps w:val="false"/>
@@ -7780,7 +7219,6 @@
       </w:r>
       <w:r>
         <w:rPr>
-          <w:rFonts w:ascii="Times New Roman" w:hAnsi="Times New Roman"/>
           <w:b w:val="false"/>
           <w:i w:val="false"/>
           <w:caps w:val="false"/>
@@ -7802,7 +7240,6 @@
           <w:ilvl w:val="0"/>
           <w:numId w:val="7"/>
         </w:numPr>
-        <w:pBdr/>
         <w:tabs>
           <w:tab w:val="clear" w:pos="720"/>
           <w:tab w:val="left" w:pos="0" w:leader="none"/>
@@ -7825,7 +7262,6 @@
       </w:pPr>
       <w:r>
         <w:rPr>
-          <w:rFonts w:ascii="Times New Roman" w:hAnsi="Times New Roman"/>
           <w:b w:val="false"/>
           <w:i w:val="false"/>
           <w:caps w:val="false"/>
@@ -7840,7 +7276,6 @@
       </w:r>
       <w:r>
         <w:rPr>
-          <w:rFonts w:ascii="Times New Roman" w:hAnsi="Times New Roman"/>
           <w:b w:val="false"/>
           <w:i w:val="false"/>
           <w:caps w:val="false"/>
@@ -7862,7 +7297,6 @@
           <w:ilvl w:val="0"/>
           <w:numId w:val="7"/>
         </w:numPr>
-        <w:pBdr/>
         <w:tabs>
           <w:tab w:val="clear" w:pos="720"/>
           <w:tab w:val="left" w:pos="0" w:leader="none"/>
@@ -7885,7 +7319,6 @@
       </w:pPr>
       <w:r>
         <w:rPr>
-          <w:rFonts w:ascii="Times New Roman" w:hAnsi="Times New Roman"/>
           <w:b w:val="false"/>
           <w:i w:val="false"/>
           <w:caps w:val="false"/>
@@ -7900,7 +7333,6 @@
       </w:r>
       <w:r>
         <w:rPr>
-          <w:rFonts w:ascii="Times New Roman" w:hAnsi="Times New Roman"/>
           <w:b w:val="false"/>
           <w:i w:val="false"/>
           <w:caps w:val="false"/>
@@ -7922,7 +7354,6 @@
           <w:ilvl w:val="0"/>
           <w:numId w:val="7"/>
         </w:numPr>
-        <w:pBdr/>
         <w:tabs>
           <w:tab w:val="clear" w:pos="720"/>
           <w:tab w:val="left" w:pos="0" w:leader="none"/>
@@ -7945,7 +7376,6 @@
       </w:pPr>
       <w:r>
         <w:rPr>
-          <w:rFonts w:ascii="Times New Roman" w:hAnsi="Times New Roman"/>
           <w:b w:val="false"/>
           <w:i w:val="false"/>
           <w:caps w:val="false"/>
@@ -7960,7 +7390,6 @@
       </w:r>
       <w:r>
         <w:rPr>
-          <w:rFonts w:ascii="Times New Roman" w:hAnsi="Times New Roman"/>
           <w:b w:val="false"/>
           <w:i w:val="false"/>
           <w:caps w:val="false"/>
@@ -7982,7 +7411,6 @@
           <w:ilvl w:val="0"/>
           <w:numId w:val="7"/>
         </w:numPr>
-        <w:pBdr/>
         <w:tabs>
           <w:tab w:val="clear" w:pos="720"/>
           <w:tab w:val="left" w:pos="0" w:leader="none"/>
@@ -8005,7 +7433,6 @@
       </w:pPr>
       <w:r>
         <w:rPr>
-          <w:rFonts w:ascii="Times New Roman" w:hAnsi="Times New Roman"/>
           <w:b w:val="false"/>
           <w:i w:val="false"/>
           <w:caps w:val="false"/>
@@ -8020,7 +7447,6 @@
       </w:r>
       <w:r>
         <w:rPr>
-          <w:rFonts w:ascii="Times New Roman" w:hAnsi="Times New Roman"/>
           <w:b w:val="false"/>
           <w:i w:val="false"/>
           <w:caps w:val="false"/>
@@ -8042,7 +7468,6 @@
           <w:ilvl w:val="0"/>
           <w:numId w:val="7"/>
         </w:numPr>
-        <w:pBdr/>
         <w:tabs>
           <w:tab w:val="clear" w:pos="720"/>
           <w:tab w:val="left" w:pos="0" w:leader="none"/>
@@ -8065,7 +7490,6 @@
       </w:pPr>
       <w:r>
         <w:rPr>
-          <w:rFonts w:ascii="Times New Roman" w:hAnsi="Times New Roman"/>
           <w:b w:val="false"/>
           <w:i w:val="false"/>
           <w:caps w:val="false"/>
@@ -8080,7 +7504,6 @@
       </w:r>
       <w:r>
         <w:rPr>
-          <w:rFonts w:ascii="Times New Roman" w:hAnsi="Times New Roman"/>
           <w:b w:val="false"/>
           <w:i w:val="false"/>
           <w:caps w:val="false"/>
@@ -8110,7 +7533,6 @@
       </w:pPr>
       <w:r>
         <w:rPr>
-          <w:rFonts w:ascii="Times New Roman" w:hAnsi="Times New Roman"/>
           <w:b/>
           <w:color w:val="000000"/>
           <w:sz w:val="28"/>
@@ -10075,19 +9497,19 @@
       <w:spacing w:val="5"/>
     </w:rPr>
   </w:style>
-  <w:style w:type="character" w:styleId="Style12">
-    <w:name w:val="Исходный текст"/>
+  <w:style w:type="character" w:styleId="user">
+    <w:name w:val="Исходный текст (user)"/>
     <w:qFormat/>
     <w:rPr>
       <w:rFonts w:ascii="Liberation Mono" w:hAnsi="Liberation Mono" w:eastAsia="Liberation Mono" w:cs="Liberation Mono"/>
     </w:rPr>
   </w:style>
-  <w:style w:type="character" w:styleId="Style13">
-    <w:name w:val="Символ нумерации"/>
+  <w:style w:type="character" w:styleId="user1">
+    <w:name w:val="Символ нумерации (user)"/>
     <w:qFormat/>
     <w:rPr/>
   </w:style>
-  <w:style w:type="paragraph" w:styleId="Style14">
+  <w:style w:type="paragraph" w:styleId="Style12">
     <w:name w:val="Заголовок"/>
     <w:basedOn w:val="Normal"/>
     <w:next w:val="BodyText"/>
@@ -10145,8 +9567,34 @@
       <w:szCs w:val="18"/>
     </w:rPr>
   </w:style>
-  <w:style w:type="paragraph" w:styleId="Style15">
+  <w:style w:type="paragraph" w:styleId="Style13">
     <w:name w:val="Указатель"/>
+    <w:basedOn w:val="Normal"/>
+    <w:qFormat/>
+    <w:pPr>
+      <w:suppressLineNumbers/>
+    </w:pPr>
+    <w:rPr>
+      <w:rFonts w:cs="Arial"/>
+    </w:rPr>
+  </w:style>
+  <w:style w:type="paragraph" w:styleId="user2">
+    <w:name w:val="Заголовок (user)"/>
+    <w:basedOn w:val="Normal"/>
+    <w:next w:val="BodyText"/>
+    <w:qFormat/>
+    <w:pPr>
+      <w:keepNext w:val="true"/>
+      <w:spacing w:before="240" w:after="120"/>
+    </w:pPr>
+    <w:rPr>
+      <w:rFonts w:ascii="Liberation Sans" w:hAnsi="Liberation Sans" w:eastAsia="Microsoft YaHei" w:cs="Arial"/>
+      <w:sz w:val="28"/>
+      <w:szCs w:val="28"/>
+    </w:rPr>
+  </w:style>
+  <w:style w:type="paragraph" w:styleId="user3">
+    <w:name w:val="Указатель (user)"/>
     <w:basedOn w:val="Normal"/>
     <w:qFormat/>
     <w:pPr>
@@ -10186,15 +9634,15 @@
     <w:pPr/>
     <w:rPr/>
   </w:style>
-  <w:style w:type="paragraph" w:styleId="user" w:customStyle="1">
-    <w:name w:val="Колонтитулы (user)"/>
+  <w:style w:type="paragraph" w:styleId="Style14" w:customStyle="1">
+    <w:name w:val="Колонтитулы"/>
     <w:basedOn w:val="Normal"/>
     <w:qFormat/>
     <w:pPr/>
     <w:rPr/>
   </w:style>
-  <w:style w:type="paragraph" w:styleId="Style16">
-    <w:name w:val="Колонтитулы"/>
+  <w:style w:type="paragraph" w:styleId="user4">
+    <w:name w:val="Колонтитулы (user)"/>
     <w:basedOn w:val="Normal"/>
     <w:qFormat/>
     <w:pPr/>
@@ -10562,8 +10010,8 @@
     </w:pPr>
     <w:rPr/>
   </w:style>
-  <w:style w:type="paragraph" w:styleId="Style17">
-    <w:name w:val="Текст в заданном формате"/>
+  <w:style w:type="paragraph" w:styleId="user5">
+    <w:name w:val="Текст в заданном формате (user)"/>
     <w:basedOn w:val="Normal"/>
     <w:qFormat/>
     <w:pPr>
@@ -10575,15 +10023,15 @@
       <w:szCs w:val="20"/>
     </w:rPr>
   </w:style>
-  <w:style w:type="numbering" w:styleId="Style18" w:default="1">
-    <w:name w:val="Без списка"/>
+  <w:style w:type="numbering" w:styleId="user6" w:default="1">
+    <w:name w:val="Без списка (user)"/>
     <w:uiPriority w:val="99"/>
     <w:semiHidden/>
     <w:unhideWhenUsed/>
     <w:qFormat/>
   </w:style>
-  <w:style w:type="numbering" w:styleId="user1" w:customStyle="1">
-    <w:name w:val="Без списка (user)"/>
+  <w:style w:type="numbering" w:styleId="Style15" w:customStyle="1">
+    <w:name w:val="Без списка"/>
     <w:uiPriority w:val="99"/>
     <w:semiHidden/>
     <w:unhideWhenUsed/>
